--- a/manuscript/revised/Response_to_Reviewers_draft3.docx
+++ b/manuscript/revised/Response_to_Reviewers_draft3.docx
@@ -176,7 +176,14 @@
         <w:rPr>
           <w:lang w:val="en-IE"/>
         </w:rPr>
-        <w:t xml:space="preserve"> their ratio trait is defined as CH4/(CH4 + CO2) on a molar basis (mol/mol), whereas our submission calculated it on a mass basis (g/g). As CH4 has a lower molar mass than CO2 (16.04 vs. 44.01 g/mol), the mass-based ratio is systematically lower than the molar ratio (for a molar ratio of 0.03 to 0.06, roughly 0.36 times as large), so the two are not directly comparable despite sharing a name. We have recalculated the trait on a molar basis. We separately found that allowing residual variance to differ across contemporary-group-mean classes raises the mass-basis heritability further, to 0.19, closely matching Jonker et al.'s lamb estimate corroborated by an independent, component-based derivation of the same trait's heritability from the underlying methane and CO2 (co)variances, which gives a very similar value. We believe the units difference and the residual-variance structure, rather than an error in the underlying analysis, explain the great majority of the original discrepancy, and we now discuss this explicitly in the manuscript. We also note that Jonker et al.'s data come from a different population (New Zealand lambs and ewes) than our own (Irish pasture-based sheep of multiple breeds), which alone would be expected to produce some residual difference in heritability. The full re-analysis verifying our reported heritability of 0.10 (homogeneous residual, mass basis), 0.13 (molar basis) and 0.19 (heterogeneous residual) is described in the Methods, with further supporting detail in Supplementary Material S1.</w:t>
+        <w:t xml:space="preserve"> their ratio trait is defined as CH4/(CH4 + CO2) on a molar basis (mol/mol), whereas our submission calculated it on a mass basis (g/g). As CH4 has a lower molar mass than CO2 (16.04 vs. 44.01 g/mol), the mass-based ratio is systematically lower than the molar ratio (for a molar ratio of 0.03 to 0.06, roughly 0.36 times as large), so the two are not directly comparable despite sharing a name. We have recalculated the trait on a molar basis. We separately found that allowing residual variance to differ across contemporary-group-mean classes raises the mass-basis heritability further, to 0.19, closely matching Jonker et al.'s lamb estimate corroborated by an independent, component-based derivation of the same trait's heritability from the underlying methane and CO2 (co)variances, which gives a very similar value. We believe the units difference and the residual-variance structure, rather than an error in the underlying analysis, explain the great majority of the original discrepancy, and we now discuss this explicitly in the manuscript. We also note that Jonker et al.'s data come from a different population (New Zealand lambs and ewes) than our own (Irish pasture-based sheep of multiple breeds), which alone would be expected to produce some residual difference in heritability. </w:t>
+      </w:r>
+      <w:r>
+        <w:rPr>
+          <w:lang w:val="en-IE"/>
+          <w:highlight w:val="cyan"/>
+        </w:rPr>
+        <w:t xml:space="preserve">As the heterogeneous-residual model converged for this trait, its estimate (0.19; repeatability 0.32) is now the value reported in Table 2, with the homogeneous-residual (0.10) and molar-basis (0.13) estimates given for comparison in the Results. The full re-analysis is described in the Methods, with further supporting detail in Supplementary Material S1.</w:t>
       </w:r>
     </w:p>
     <w:p>
@@ -318,7 +325,16 @@
         <w:t xml:space="preserve">Response: </w:t>
       </w:r>
       <w:r>
-        <w:t>This is correct, and was a deliberate feature of the study design rather than an oversight: part of our objective was to establish whether a single combined analysis across growing and mature animals was appropriate, rather than assume it was not. We have now tested this directly. Residual variance heterogeneity across physiological stage and across contemporary-group mean was fitted for the methane traits with sufficient data spanning multiple stages; this is described in the Methods, with full results in Supplementary Material S1. We also estimated the genetic correlation between methane production measured on growing animals and on mature animals, treated as two separate but genetically linked traits; this bivariate genetic correlation was 0.99, indicating that, genetically, methane production in young and old animals is essentially the same trait, which supports the appropriateness of the combined analysis.</w:t>
+        <w:t xml:space="preserve">This is correct, and was a deliberate feature of the study design rather than an oversight: part of our objective was to establish whether a single combined analysis across growing and mature animals was appropriate, rather than assume it was not. We have now tested this directly. Residual variance heterogeneity across physiological stage and across contemporary-group mean was fitted for the methane traits with sufficient data spanning multiple stages; this is described in the Methods, </w:t>
+      </w:r>
+      <w:r>
+        <w:rPr>
+          <w:highlight w:val="cyan"/>
+        </w:rPr>
+        <w:t xml:space="preserve">with full results in Supplementary Material S1. Where the heterogeneous-residual model converged (five of the nine methane traits), its heritability and repeatability estimates are now the ones reported in Table 2; the genetic correlations remain from homogeneous-residual bivariate models, as a heterogeneous-residual bivariate model was not estimable.</w:t>
+      </w:r>
+      <w:r>
+        <w:t xml:space="preserve"> We also estimated the genetic correlation between methane production measured on growing animals and on mature animals, treated as two separate but genetically linked traits; this bivariate genetic correlation was 0.99, indicating that, genetically, methane production in young and old animals is essentially the same trait, which supports the appropriateness of the combined analysis.</w:t>
       </w:r>
     </w:p>
     <w:p>
@@ -984,9 +1000,9 @@
         <w:rPr>
           <w:b w:val="0"/>
           <w:i w:val="0"/>
-          <w:highlight w:val="green"/>
+          <w:highlight w:val="cyan"/>
         </w:rPr>
-        <w:t xml:space="preserve">Response: The two values are the CH4 ratio heritability under a single homogeneous residual variance (0.10 ± 0.01; Table 2) and when the residual variance is allowed to differ across contemporary-group-mean classes (0.19; repeatability 0.32). The Results now explain this.</w:t>
+        <w:t xml:space="preserve">Response: The two values are the CH4 ratio heritability when the residual variance is allowed to differ across contemporary-group-mean classes (0.19; repeatability 0.32), which is now the estimate reported in Table 2, and under a single homogeneous residual variance (0.10 ± 0.01). The Results now explain this.</w:t>
       </w:r>
     </w:p>
     <w:p>

--- a/manuscript/revised/Response_to_Reviewers_draft3.docx
+++ b/manuscript/revised/Response_to_Reviewers_draft3.docx
@@ -183,7 +183,21 @@
           <w:lang w:val="en-IE"/>
           <w:highlight w:val="cyan"/>
         </w:rPr>
-        <w:t xml:space="preserve">As the heterogeneous-residual model converged for this trait, its estimate (0.19; repeatability 0.32) is now the value reported in Table 2, with the homogeneous-residual (0.10) and molar-basis (0.13) estimates given for comparison in the Results. The full re-analysis is described in the Methods, with further supporting detail in Supplementary Material S1.</w:t>
+        <w:t xml:space="preserve">As the heterogeneous-residual model converged for this trait, its estimate (0.19; repeatability 0.32) is now the value reported in Table 2, </w:t>
+      </w:r>
+      <w:r>
+        <w:rPr>
+          <w:lang w:val="en-IE"/>
+          <w:highlight w:val="cyan"/>
+        </w:rPr>
+        <w:t xml:space="preserve">For the reviewer’s information, the corresponding heritability under a single homogeneous residual variance was 0.10 ± 0.01 on a mass basis and 0.13 on a molar basis; these are not reported in the manuscript.</w:t>
+      </w:r>
+      <w:r>
+        <w:rPr>
+          <w:lang w:val="en-IE"/>
+          <w:highlight w:val="cyan"/>
+        </w:rPr>
+        <w:t xml:space="preserve"> The full re-analysis is described in the Methods, with further supporting detail in Supplementary Material S1.</w:t>
       </w:r>
     </w:p>
     <w:p>
@@ -331,7 +345,19 @@
         <w:rPr>
           <w:highlight w:val="cyan"/>
         </w:rPr>
-        <w:t xml:space="preserve">with full results in Supplementary Material S1. Where the heterogeneous-residual model converged (five of the nine methane traits), its heritability and repeatability estimates are now the ones reported in Table 2; the genetic correlations remain from homogeneous-residual bivariate models, as a heterogeneous-residual bivariate model was not estimable.</w:t>
+        <w:t xml:space="preserve">with full results in Supplementary Material S1. Where the heterogeneous-residual model converged (five of the nine methane traits), </w:t>
+      </w:r>
+      <w:r>
+        <w:rPr>
+          <w:highlight w:val="cyan"/>
+        </w:rPr>
+        <w:t xml:space="preserve">its heritability and repeatability estimates are now the ones reported in Table 2. For the reviewer’s information, the corresponding heritabilities (SE) under a single homogeneous residual variance were 0.25 (0.02) for CH4, 0.19 (0.02) for CH4/MBW, 0.10 (0.01) for CH4 ratio, 0.18 (0.02) for RMTMBW and 0.18 (0.02) for RMTMBW+CO2;</w:t>
+      </w:r>
+      <w:r>
+        <w:rPr>
+          <w:highlight w:val="cyan"/>
+        </w:rPr>
+        <w:t xml:space="preserve"> the genetic correlations remain from homogeneous-residual bivariate models, as a heterogeneous-residual bivariate model was not estimable.</w:t>
       </w:r>
       <w:r>
         <w:t xml:space="preserve"> We also estimated the genetic correlation between methane production measured on growing animals and on mature animals, treated as two separate but genetically linked traits; this bivariate genetic correlation was 0.99, indicating that, genetically, methane production in young and old animals is essentially the same trait, which supports the appropriateness of the combined analysis.</w:t>
@@ -1002,7 +1028,7 @@
           <w:i w:val="0"/>
           <w:highlight w:val="cyan"/>
         </w:rPr>
-        <w:t xml:space="preserve">Response: The two values are the CH4 ratio heritability when the residual variance is allowed to differ across contemporary-group-mean classes (0.19; repeatability 0.32), which is now the estimate reported in Table 2, and under a single homogeneous residual variance (0.10 ± 0.01). The Results now explain this.</w:t>
+        <w:t xml:space="preserve">Response: The manuscript now reports a single heritability and repeatability for CH4 ratio, 0.19 and 0.32, from the model with residual variance allowed to differ across contemporary-group-mean classes (Table 2). For the reviewer’s information, the estimate under a single homogeneous residual variance was 0.10 ± 0.01. [Authors: confirm which two values at line 304 of the submission the reviewer refers to.]</w:t>
       </w:r>
     </w:p>
     <w:p>

--- a/manuscript/revised/Response_to_Reviewers_draft3.docx
+++ b/manuscript/revised/Response_to_Reviewers_draft3.docx
@@ -37,7 +37,23 @@
           <w:i w:val="0"/>
           <w:highlight w:val="cyan"/>
         </w:rPr>
-        <w:t xml:space="preserve">and (iii) refocused that analysis on how alternative methane traits themselves operate within an index. It shows that selecting on any methane trait as it stands, whether absolute or alternative, does not give a favourable response, but that a favourable region, in which methane is reduced without a decline in MBW or CO2, does exist and can be reached with careful weighting of MBW and CO2, including when residual methane traits are used. It is not an estimate of response to selection under a national breeding index, and it does not include economic weights or other breeding-goal traits. To reflect the added content we have retitled the manuscript “Genetic Parameters and Selection Index Behaviour of Alternative Methane Trait Definitions in Pasture-Based Sheep” [authors to confirm the title]. The re-estimated CH4–MBW genetic correlation (0.69 in the trivariate model; 0.72 in the bivariate model) differs substantially from the value used in the submitted index analysis (−0.03), so the index results differ from those of the submitted version and should be read as new results [authors: the reason for the difference in this correlation should be stated here once confirmed; no cause is asserted in this draft].</w:t>
+        <w:t xml:space="preserve">and (iii) refocused that analysis on how alternative methane traits themselves operate within an index. </w:t>
+      </w:r>
+      <w:r>
+        <w:rPr>
+          <w:b w:val="0"/>
+          <w:i w:val="0"/>
+          <w:highlight w:val="cyan"/>
+        </w:rPr>
+        <w:t xml:space="preserve">It shows that using any methane trait alone as the breeding goal, whether absolute or alternative, does not give a favourable response, but that a favourable region does exist: holding MBW and CO2 at zero response reduces methane by 0.61 g/day per generation at a selection intensity of 1. Reaching it requires careful weighting of MBW and CO2, which is built into the genetic residual and must be added to absolute methane or the phenotypic residual.</w:t>
+      </w:r>
+      <w:r>
+        <w:rPr>
+          <w:b w:val="0"/>
+          <w:i w:val="0"/>
+          <w:highlight w:val="cyan"/>
+        </w:rPr>
+        <w:t xml:space="preserve"> It is not an estimate of response to selection under a national breeding index, and it does not include economic weights or other breeding-goal traits. To reflect the added content we have retitled the manuscript “Genetic Parameters and Selection Index Behaviour of Alternative Methane Trait Definitions in Pasture-Based Sheep” [authors to confirm the title]. The re-estimated CH4–MBW genetic correlation (0.69 in the trivariate model; 0.72 in the bivariate model) differs substantially from the value used in the submitted index analysis (−0.03), so the index results differ from those of the submitted version and should be read as new results [authors: the reason for the difference in this correlation should be stated here once confirmed; no cause is asserted in this draft].</w:t>
       </w:r>
     </w:p>
     <w:p>
@@ -428,7 +444,15 @@
           <w:i w:val="0"/>
           <w:highlight w:val="cyan"/>
         </w:rPr>
-        <w:t xml:space="preserve">Its purpose is narrower, namely to examine how absolute, ratio and residual methane traits themselves operate within an index, given how widely alternative methane traits are now proposed. We now state this aim in the Abstract, Background, Methods and Discussion. Within that aim, the analysis shows directly what using body size as a proxy does. Selecting on a ratio or residual trait as it stands reduced methane with a smaller, but still unfavourable, decline in MBW, because each is in effect a fixed weighting of methane against body size that falls just short of what is required. A favourable region, in which methane is reduced without a decline in MBW or CO2, does exist, and it can be reached with appropriate weights on MBW and CO2 whether the index is built on absolute or residual methane (Tables 7 and 8, Figure 1). A bio-economic analysis including feed intake, fecundity, longevity and survival would need parameters for those traits and is beyond the scope of this paper.</w:t>
+        <w:t xml:space="preserve">Its purpose is narrower, namely to examine how absolute, ratio and residual methane traits themselves operate within an index, given how widely alternative methane traits are now proposed. We now state this aim in the Abstract, Background, Methods and Discussion. Within that aim, the analysis shows directly what using body size as a proxy does. </w:t>
+      </w:r>
+      <w:r>
+        <w:rPr>
+          <w:b w:val="0"/>
+          <w:i w:val="0"/>
+          <w:highlight w:val="cyan"/>
+        </w:rPr>
+        <w:t xml:space="preserve">Used alone as the breeding goal, a ratio or residual trait reduced methane with a smaller, but still unfavourable, decline in MBW, because each is in effect a fixed weighting of methane against body size that falls just short of what is required. A favourable region does exist, and it can be reached with appropriate weights on MBW and CO2 (Tables 7 and 8, Figure 1). In line with the reviewer’s point on feed cost, CO2 is treated as a proxy for intake and used only as a safeguard: the reference favourable index holds both MBW and CO2 at zero response, so that methane is not reduced by favouring animals that eat less, nor is higher intake favoured. A bio-economic analysis including feed intake, fecundity, longevity and survival would need parameters for those traits and is beyond the scope of this paper.</w:t>
       </w:r>
     </w:p>
     <w:p>
